--- a/src/main/resources/static/internal-sale-gaam-sign.docx
+++ b/src/main/resources/static/internal-sale-gaam-sign.docx
@@ -33,18 +33,18 @@
           <w:szCs w:val="20"/>
         </w:rPr>
       </w:pPr>
-      <w:bookmarkStart w:id="0" w:name="OLE_LINK71"/>
-      <w:bookmarkStart w:id="1" w:name="OLE_LINK47"/>
-      <w:bookmarkStart w:id="2" w:name="OLE_LINK3"/>
-      <w:bookmarkStart w:id="3" w:name="OLE_LINK57"/>
-      <w:bookmarkStart w:id="4" w:name="OLE_LINK35"/>
-      <w:bookmarkStart w:id="5" w:name="OLE_LINK55"/>
-      <w:bookmarkStart w:id="6" w:name="OLE_LINK56"/>
-      <w:bookmarkStart w:id="7" w:name="OLE_LINK87"/>
-      <w:bookmarkStart w:id="8" w:name="OLE_LINK88"/>
-      <w:bookmarkStart w:id="9" w:name="OLE_LINK50"/>
-      <w:bookmarkStart w:id="10" w:name="OLE_LINK4"/>
-      <w:bookmarkStart w:id="11" w:name="OLE_LINK70"/>
+      <w:bookmarkStart w:id="0" w:name="OLE_LINK88"/>
+      <w:bookmarkStart w:id="1" w:name="OLE_LINK56"/>
+      <w:bookmarkStart w:id="2" w:name="OLE_LINK70"/>
+      <w:bookmarkStart w:id="3" w:name="OLE_LINK4"/>
+      <w:bookmarkStart w:id="4" w:name="OLE_LINK50"/>
+      <w:bookmarkStart w:id="5" w:name="OLE_LINK87"/>
+      <w:bookmarkStart w:id="6" w:name="OLE_LINK57"/>
+      <w:bookmarkStart w:id="7" w:name="OLE_LINK3"/>
+      <w:bookmarkStart w:id="8" w:name="OLE_LINK47"/>
+      <w:bookmarkStart w:id="9" w:name="OLE_LINK71"/>
+      <w:bookmarkStart w:id="10" w:name="OLE_LINK35"/>
+      <w:bookmarkStart w:id="11" w:name="OLE_LINK55"/>
       <w:r>
         <w:drawing>
           <wp:anchor behindDoc="1" distT="0" distB="0" distL="0" distR="0" simplePos="0" locked="0" layoutInCell="0" allowOverlap="1" relativeHeight="2">
@@ -142,12 +142,12 @@
           <w:rFonts w:ascii="B Nazanin" w:hAnsi="B Nazanin" w:cs="B Nazanin"/>
         </w:rPr>
       </w:pPr>
-      <w:bookmarkStart w:id="13" w:name="OLE_LINK86"/>
-      <w:bookmarkStart w:id="14" w:name="_Hlk123718776"/>
-      <w:bookmarkStart w:id="15" w:name="OLE_LINK81"/>
-      <w:bookmarkStart w:id="16" w:name="OLE_LINK82"/>
-      <w:bookmarkStart w:id="17" w:name="OLE_LINK80"/>
-      <w:bookmarkStart w:id="18" w:name="_Hlk123718996"/>
+      <w:bookmarkStart w:id="13" w:name="_Hlk123718776"/>
+      <w:bookmarkStart w:id="14" w:name="_Hlk123718996"/>
+      <w:bookmarkStart w:id="15" w:name="OLE_LINK80"/>
+      <w:bookmarkStart w:id="16" w:name="OLE_LINK81"/>
+      <w:bookmarkStart w:id="17" w:name="OLE_LINK86"/>
+      <w:bookmarkStart w:id="18" w:name="OLE_LINK82"/>
       <w:r>
         <w:rPr>
           <w:rFonts w:ascii="B Nazanin" w:hAnsi="B Nazanin" w:cs="B Nazanin"/>
@@ -1272,7 +1272,8 @@
               <w:pStyle w:val="Normal"/>
               <w:jc w:val="center"/>
               <w:rPr>
-                <w:rFonts w:ascii="B Nazanin" w:hAnsi="B Nazanin" w:cs="B Nazanin"/>
+                <w:b w:val="false"/>
+                <w:bCs w:val="false"/>
                 <w:sz w:val="20"/>
               </w:rPr>
             </w:pPr>
@@ -1295,6 +1296,7 @@
             <w:r>
               <w:rPr>
                 <w:rFonts w:cs="B Nazanin" w:ascii="B Nazanin" w:hAnsi="B Nazanin"/>
+                <w:b w:val="false"/>
                 <w:bCs w:val="false"/>
                 <w:iCs w:val="false"/>
                 <w:sz w:val="20"/>
@@ -1305,6 +1307,7 @@
             <w:r>
               <w:rPr>
                 <w:rFonts w:cs="B Nazanin" w:ascii="B Nazanin" w:hAnsi="B Nazanin"/>
+                <w:b w:val="false"/>
                 <w:bCs w:val="false"/>
                 <w:iCs w:val="false"/>
                 <w:sz w:val="20"/>
@@ -1345,19 +1348,19 @@
               <w:pStyle w:val="Normal"/>
               <w:jc w:val="center"/>
               <w:rPr>
-                <w:b/>
-                <w:bCs/>
+                <w:b w:val="false"/>
+                <w:bCs w:val="false"/>
                 <w:sz w:val="20"/>
               </w:rPr>
             </w:pPr>
-            <w:bookmarkStart w:id="29" w:name="__DdeLink__912_2504241164"/>
-            <w:bookmarkStart w:id="30" w:name="__DdeLink__532_2112246922"/>
+            <w:bookmarkStart w:id="29" w:name="__DdeLink__532_2112246922"/>
+            <w:bookmarkStart w:id="30" w:name="__DdeLink__912_2504241164"/>
             <w:bookmarkStart w:id="31" w:name="__DdeLink__545_399399739"/>
             <w:r>
               <w:rPr>
                 <w:rFonts w:eastAsia="Times New Roman" w:cs="B Zar" w:ascii="B Nazanin" w:hAnsi="B Nazanin"/>
-                <w:b/>
-                <w:bCs/>
+                <w:b w:val="false"/>
+                <w:bCs w:val="false"/>
                 <w:iCs w:val="false"/>
                 <w:shadow/>
                 <w:sz w:val="20"/>
@@ -1558,8 +1561,8 @@
               <w:spacing w:lineRule="auto" w:line="216" w:before="0" w:after="0"/>
               <w:rPr>
                 <w:rFonts w:ascii="B Nazanin" w:hAnsi="B Nazanin" w:cs="B Nazanin"/>
-                <w:b/>
-                <w:bCs/>
+                <w:sz w:val="24"/>
+                <w:szCs w:val="24"/>
               </w:rPr>
             </w:pPr>
             <w:r>
@@ -1604,30 +1607,19 @@
               </w:rPr>
               <w:t xml:space="preserve"> </w:t>
             </w:r>
+            <w:bookmarkStart w:id="32" w:name="__DdeLink__580_1746514103"/>
             <w:r>
               <w:rPr>
                 <w:rFonts w:cs="B Nazanin" w:ascii="B Nazanin" w:hAnsi="B Nazanin"/>
                 <w:b/>
                 <w:bCs/>
-                <w:i w:val="false"/>
+                <w:iCs w:val="false"/>
                 <w:color w:val="000000"/>
-                <w:sz w:val="20"/>
+                <w:sz w:val="24"/>
+                <w:szCs w:val="24"/>
                 <w:shd w:fill="auto" w:val="clear"/>
               </w:rPr>
-              <w:t>N_GAM_</w:t>
-            </w:r>
-            <w:bookmarkStart w:id="32" w:name="__DdeLink__581_762839040"/>
-            <w:r>
-              <w:rPr>
-                <w:rFonts w:cs="B Nazanin" w:ascii="B Nazanin" w:hAnsi="B Nazanin"/>
-                <w:b/>
-                <w:bCs/>
-                <w:i w:val="false"/>
-                <w:color w:val="000000"/>
-                <w:sz w:val="20"/>
-                <w:shd w:fill="auto" w:val="clear"/>
-              </w:rPr>
-              <w:t>CERTIFICATE_COUNT</w:t>
+              <w:t>N_GAM_CERTIFICATE_COUNT</w:t>
             </w:r>
             <w:bookmarkEnd w:id="32"/>
           </w:p>

--- a/src/main/resources/static/internal-sale-gaam-sign.docx
+++ b/src/main/resources/static/internal-sale-gaam-sign.docx
@@ -33,18 +33,18 @@
           <w:szCs w:val="20"/>
         </w:rPr>
       </w:pPr>
-      <w:bookmarkStart w:id="0" w:name="OLE_LINK88"/>
-      <w:bookmarkStart w:id="1" w:name="OLE_LINK56"/>
-      <w:bookmarkStart w:id="2" w:name="OLE_LINK70"/>
-      <w:bookmarkStart w:id="3" w:name="OLE_LINK4"/>
-      <w:bookmarkStart w:id="4" w:name="OLE_LINK50"/>
-      <w:bookmarkStart w:id="5" w:name="OLE_LINK87"/>
-      <w:bookmarkStart w:id="6" w:name="OLE_LINK57"/>
-      <w:bookmarkStart w:id="7" w:name="OLE_LINK3"/>
-      <w:bookmarkStart w:id="8" w:name="OLE_LINK47"/>
-      <w:bookmarkStart w:id="9" w:name="OLE_LINK71"/>
-      <w:bookmarkStart w:id="10" w:name="OLE_LINK35"/>
-      <w:bookmarkStart w:id="11" w:name="OLE_LINK55"/>
+      <w:bookmarkStart w:id="0" w:name="OLE_LINK47"/>
+      <w:bookmarkStart w:id="1" w:name="OLE_LINK57"/>
+      <w:bookmarkStart w:id="2" w:name="OLE_LINK55"/>
+      <w:bookmarkStart w:id="3" w:name="OLE_LINK35"/>
+      <w:bookmarkStart w:id="4" w:name="OLE_LINK71"/>
+      <w:bookmarkStart w:id="5" w:name="OLE_LINK3"/>
+      <w:bookmarkStart w:id="6" w:name="OLE_LINK4"/>
+      <w:bookmarkStart w:id="7" w:name="OLE_LINK70"/>
+      <w:bookmarkStart w:id="8" w:name="OLE_LINK56"/>
+      <w:bookmarkStart w:id="9" w:name="OLE_LINK88"/>
+      <w:bookmarkStart w:id="10" w:name="OLE_LINK50"/>
+      <w:bookmarkStart w:id="11" w:name="OLE_LINK87"/>
       <w:r>
         <w:drawing>
           <wp:anchor behindDoc="1" distT="0" distB="0" distL="0" distR="0" simplePos="0" locked="0" layoutInCell="0" allowOverlap="1" relativeHeight="2">
@@ -142,12 +142,12 @@
           <w:rFonts w:ascii="B Nazanin" w:hAnsi="B Nazanin" w:cs="B Nazanin"/>
         </w:rPr>
       </w:pPr>
-      <w:bookmarkStart w:id="13" w:name="_Hlk123718776"/>
-      <w:bookmarkStart w:id="14" w:name="_Hlk123718996"/>
-      <w:bookmarkStart w:id="15" w:name="OLE_LINK80"/>
-      <w:bookmarkStart w:id="16" w:name="OLE_LINK81"/>
-      <w:bookmarkStart w:id="17" w:name="OLE_LINK86"/>
-      <w:bookmarkStart w:id="18" w:name="OLE_LINK82"/>
+      <w:bookmarkStart w:id="13" w:name="_Hlk123718996"/>
+      <w:bookmarkStart w:id="14" w:name="OLE_LINK82"/>
+      <w:bookmarkStart w:id="15" w:name="OLE_LINK86"/>
+      <w:bookmarkStart w:id="16" w:name="OLE_LINK80"/>
+      <w:bookmarkStart w:id="17" w:name="_Hlk123718776"/>
+      <w:bookmarkStart w:id="18" w:name="OLE_LINK81"/>
       <w:r>
         <w:rPr>
           <w:rFonts w:ascii="B Nazanin" w:hAnsi="B Nazanin" w:cs="B Nazanin"/>
@@ -1353,8 +1353,8 @@
                 <w:sz w:val="20"/>
               </w:rPr>
             </w:pPr>
-            <w:bookmarkStart w:id="29" w:name="__DdeLink__532_2112246922"/>
-            <w:bookmarkStart w:id="30" w:name="__DdeLink__912_2504241164"/>
+            <w:bookmarkStart w:id="29" w:name="__DdeLink__912_2504241164"/>
+            <w:bookmarkStart w:id="30" w:name="__DdeLink__532_2112246922"/>
             <w:bookmarkStart w:id="31" w:name="__DdeLink__545_399399739"/>
             <w:r>
               <w:rPr>
@@ -3449,6 +3449,20 @@
               <w:color w:val="000000"/>
             </w:rPr>
           </w:pPr>
+          <w:r>
+            <w:rPr>
+              <w:rFonts w:ascii="IranNastaliq" w:hAnsi="IranNastaliq" w:cs="IranNastaliq"/>
+              <w:b/>
+              <w:b/>
+              <w:bCs/>
+              <w:color w:val="000000"/>
+              <w:sz w:val="32"/>
+              <w:sz w:val="32"/>
+              <w:szCs w:val="32"/>
+              <w:rtl w:val="true"/>
+            </w:rPr>
+            <w:t>پیش فاکتور</w:t>
+          </w:r>
           <w:r>
             <w:rPr>
               <w:rFonts w:ascii="IranNastaliq" w:hAnsi="IranNastaliq" w:cs="IranNastaliq"/>
